--- a/backend/templates/forms/market.docx
+++ b/backend/templates/forms/market.docx
@@ -3629,6 +3629,11 @@
           <w:iCs/>
         </w:rPr>
       </w:pPr>
+    </w:p>
+    <w:p>
+      <w:r>
+        <w:t>{{ disclaimer }}</w:t>
+      </w:r>
     </w:p>
     <w:sectPr>
       <w:footerReference w:type="default" r:id="rId11"/>
